--- a/JDI_API_Documentation.docx
+++ b/JDI_API_Documentation.docx
@@ -1537,40 +1537,40 @@
                 <w:sz w:val="20"/>
                 <w:szCs w:val="20"/>
               </w:rPr>
-              <w:t xml:space="preserve">100</w:t>
-            </w:r>
-          </w:p>
-        </w:tc>
-        <w:tc>
-          <w:tcPr>
-            <w:tcBorders>
-              <w:top w:val="single" w:color="E2E8F0" w:sz="4"/>
-              <w:left w:val="single" w:color="E2E8F0" w:sz="4"/>
-              <w:bottom w:val="single" w:color="E2E8F0" w:sz="4"/>
-              <w:right w:val="single" w:color="E2E8F0" w:sz="4"/>
-            </w:tcBorders>
-            <w:tcMar>
-              <w:top w:type="dxa" w:w="100"/>
-              <w:left w:type="dxa" w:w="150"/>
-              <w:bottom w:type="dxa" w:w="100"/>
-              <w:right w:type="dxa" w:w="150"/>
-            </w:tcMar>
-            <w:vAlign w:val="center"/>
-          </w:tcPr>
-          <w:p>
-            <w:pPr>
-              <w:spacing w:after="60" w:before="60"/>
-            </w:pPr>
-            <w:r>
-              <w:rPr>
-                <w:rFonts w:ascii="Calibri" w:cs="Calibri" w:eastAsia="Calibri" w:hAnsi="Calibri"/>
-                <w:b w:val="false"/>
-                <w:bCs w:val="false"/>
-                <w:color w:val="0F172A"/>
-                <w:sz w:val="20"/>
-                <w:szCs w:val="20"/>
-              </w:rPr>
-              <w:t xml:space="preserve">Jumlah baris data per halaman (maksimum data yang dikembalikan).</w:t>
+              <w:t xml:space="preserve">20</w:t>
+            </w:r>
+          </w:p>
+        </w:tc>
+        <w:tc>
+          <w:tcPr>
+            <w:tcBorders>
+              <w:top w:val="single" w:color="E2E8F0" w:sz="4"/>
+              <w:left w:val="single" w:color="E2E8F0" w:sz="4"/>
+              <w:bottom w:val="single" w:color="E2E8F0" w:sz="4"/>
+              <w:right w:val="single" w:color="E2E8F0" w:sz="4"/>
+            </w:tcBorders>
+            <w:tcMar>
+              <w:top w:type="dxa" w:w="100"/>
+              <w:left w:type="dxa" w:w="150"/>
+              <w:bottom w:type="dxa" w:w="100"/>
+              <w:right w:type="dxa" w:w="150"/>
+            </w:tcMar>
+            <w:vAlign w:val="center"/>
+          </w:tcPr>
+          <w:p>
+            <w:pPr>
+              <w:spacing w:after="60" w:before="60"/>
+            </w:pPr>
+            <w:r>
+              <w:rPr>
+                <w:rFonts w:ascii="Calibri" w:cs="Calibri" w:eastAsia="Calibri" w:hAnsi="Calibri"/>
+                <w:b w:val="false"/>
+                <w:bCs w:val="false"/>
+                <w:color w:val="0F172A"/>
+                <w:sz w:val="20"/>
+                <w:szCs w:val="20"/>
+              </w:rPr>
+              <w:t xml:space="preserve">Jumlah baris data per halaman (maksimum 100 data per request).</w:t>
             </w:r>
           </w:p>
         </w:tc>
@@ -1607,10 +1607,6 @@
           <w:szCs w:val="18"/>
         </w:rPr>
         <w:t xml:space="preserve">{
-  "total": 1,
-  "page": 1,
-  "limit": 2,
-  "totalPages": 1,
   "data": [
     {
       "empId": 45,
@@ -1631,7 +1627,16 @@
       "createdAt": "2026-07-20T14:32:00.000Z",
       "updatedAt": "2026-07-21T08:15:30.000Z"
     }
-  ]
+  ],
+  "meta": {
+    "totalItems": 1,
+    "itemCount": 1,
+    "itemsPerPage": 2,
+    "totalPages": 1,
+    "currentPage": 1,
+    "hasNextPage": false,
+    "hasPreviousPage": false
+  }
 }</w:t>
       </w:r>
     </w:p>
@@ -2082,7 +2087,7 @@
                 <w:sz w:val="20"/>
                 <w:szCs w:val="20"/>
               </w:rPr>
-              <w:t xml:space="preserve">100</w:t>
+              <w:t xml:space="preserve">20</w:t>
             </w:r>
           </w:p>
         </w:tc>
@@ -2116,7 +2121,7 @@
                 <w:sz w:val="20"/>
                 <w:szCs w:val="20"/>
               </w:rPr>
-              <w:t xml:space="preserve">Jumlah baris data per halaman.</w:t>
+              <w:t xml:space="preserve">Jumlah baris data per halaman (maksimum 100 data per request).</w:t>
             </w:r>
           </w:p>
         </w:tc>
@@ -2153,10 +2158,6 @@
           <w:szCs w:val="18"/>
         </w:rPr>
         <w:t xml:space="preserve">{
-  "total": 12543,
-  "page": 1,
-  "limit": 1,
-  "totalPages": 12543,
   "data": [
     {
       "atdId": 82012,
@@ -2179,7 +2180,16 @@
       "lastUpdate": "2026-07-21T17:15:00.000Z",
       "remark": "Hadir tepat waktu, lembur 30 menit disetujui"
     }
-  ]
+  ],
+  "meta": {
+    "totalItems": 12543,
+    "itemCount": 1,
+    "itemsPerPage": 1,
+    "totalPages": 12543,
+    "currentPage": 1,
+    "hasNextPage": true,
+    "hasPreviousPage": false
+  }
 }</w:t>
       </w:r>
     </w:p>
@@ -2627,7 +2637,7 @@
                 <w:sz w:val="20"/>
                 <w:szCs w:val="20"/>
               </w:rPr>
-              <w:t xml:space="preserve">100</w:t>
+              <w:t xml:space="preserve">20</w:t>
             </w:r>
           </w:p>
         </w:tc>
@@ -2661,12 +2671,78 @@
                 <w:sz w:val="20"/>
                 <w:szCs w:val="20"/>
               </w:rPr>
-              <w:t xml:space="preserve">Jumlah baris data per halaman.</w:t>
+              <w:t xml:space="preserve">Jumlah baris data per halaman (maksimum 100 data per request).</w:t>
             </w:r>
           </w:p>
         </w:tc>
       </w:tr>
     </w:tbl>
+    <w:p>
+      <w:pPr>
+        <w:spacing w:after="120" w:before="120" w:line="276"/>
+        <w:jc w:val="left"/>
+      </w:pPr>
+      <w:r>
+        <w:rPr>
+          <w:rFonts w:ascii="Calibri" w:cs="Calibri" w:eastAsia="Calibri" w:hAnsi="Calibri"/>
+          <w:b/>
+          <w:bCs/>
+          <w:i w:val="false"/>
+          <w:iCs w:val="false"/>
+          <w:color w:val="0F172A"/>
+          <w:sz w:val="22"/>
+          <w:szCs w:val="22"/>
+        </w:rPr>
+        <w:t xml:space="preserve">Response (200 OK):</w:t>
+      </w:r>
+    </w:p>
+    <w:p>
+      <w:pPr>
+        <w:spacing w:after="120" w:before="120" w:line="276"/>
+        <w:jc w:val="left"/>
+      </w:pPr>
+      <w:r>
+        <w:rPr>
+          <w:rFonts w:ascii="Consolas" w:cs="Consolas" w:eastAsia="Consolas" w:hAnsi="Consolas"/>
+          <w:sz w:val="18"/>
+          <w:szCs w:val="18"/>
+        </w:rPr>
+        <w:t xml:space="preserve">{
+  "data": [
+    {
+      "atmId": 5422,
+      "attendId": "9082341",
+      "empNo": "202409823",
+      "name": "Budi Setiawan",
+      "shiftStart": "2026-07-01T08:00:00.000Z",
+      "shiftBreakStart1": "2026-07-01T12:00:00.000Z",
+      "shiftBreakEnd1": "2026-07-01T13:00:00.000Z",
+      "shiftEnd": "2026-07-01T17:00:00.000Z",
+      "startTime": "2026-07-01T07:50:00.000Z",
+      "actualBreakStart1": "2026-07-01T12:00:00.000Z",
+      "actualBreakEnd1": "2026-07-01T13:00:00.000Z",
+      "endTime": "2026-07-01T17:00:00.000Z",
+      "attendCode": "H",
+      "otRealInMinutes": 0,
+      "otIndexInHour": 0,
+      "otphRealInMinutes": 0,
+      "otphIndexInHour": 0,
+      "lastUpdate": "2026-07-01T17:00:00.000Z",
+      "remark": null
+    }
+  ],
+  "meta": {
+    "totalItems": 412,
+    "itemCount": 1,
+    "itemsPerPage": 1,
+    "totalPages": 412,
+    "currentPage": 1,
+    "hasNextPage": true,
+    "hasPreviousPage": false
+  }
+}</w:t>
+      </w:r>
+    </w:p>
     <w:p>
       <w:pPr>
         <w:pStyle w:val="Heading2"/>
@@ -3111,7 +3187,7 @@
                 <w:sz w:val="20"/>
                 <w:szCs w:val="20"/>
               </w:rPr>
-              <w:t xml:space="preserve">100</w:t>
+              <w:t xml:space="preserve">20</w:t>
             </w:r>
           </w:p>
         </w:tc>
@@ -3145,7 +3221,7 @@
                 <w:sz w:val="20"/>
                 <w:szCs w:val="20"/>
               </w:rPr>
-              <w:t xml:space="preserve">Jumlah baris data per halaman.</w:t>
+              <w:t xml:space="preserve">Jumlah baris data per halaman (maksimum 100 data per request).</w:t>
             </w:r>
           </w:p>
         </w:tc>
@@ -3182,10 +3258,6 @@
           <w:szCs w:val="18"/>
         </w:rPr>
         <w:t xml:space="preserve">{
-  "total": 850,
-  "page": 1,
-  "limit": 1,
-  "totalPages": 850,
   "data": [
     {
       "trainingId": "3491",
@@ -3199,7 +3271,16 @@
       "createdAt": "2026-05-12T09:00:00.000Z",
       "updatedAt": "2026-05-12T09:00:00.000Z"
     }
-  ]
+  ],
+  "meta": {
+    "totalItems": 850,
+    "itemCount": 1,
+    "itemsPerPage": 1,
+    "totalPages": 850,
+    "currentPage": 1,
+    "hasNextPage": true,
+    "hasPreviousPage": false
+  }
 }</w:t>
       </w:r>
     </w:p>
